--- a/Fase 1/Evidencias Individuales/Millan_Felipe_1.3_APT122_AutoevaluacionFase1.docx
+++ b/Fase 1/Evidencias Individuales/Millan_Felipe_1.3_APT122_AutoevaluacionFase1.docx
@@ -4527,6 +4527,7 @@
             </w:tcBorders>
             <w:tcMar/>
             <w:vAlign w:val="center"/>
+            <w:shd w:val="clear" w:color="auto" w:fill="C6EFCE"/>
           </w:tcPr>
           <w:p>
             <w:pPr>
@@ -4589,6 +4590,7 @@
             </w:tcBorders>
             <w:tcMar/>
             <w:vAlign w:val="center"/>
+            <w:shd w:val="clear" w:color="auto" w:fill="C6EFCE"/>
           </w:tcPr>
           <w:p>
             <w:pPr>
@@ -4632,6 +4634,7 @@
             </w:tcBorders>
             <w:tcMar/>
             <w:vAlign w:val="center"/>
+            <w:shd w:val="clear" w:color="auto" w:fill="C6EFCE"/>
           </w:tcPr>
           <w:p>
             <w:pPr>
@@ -4703,6 +4706,7 @@
             </w:tcBorders>
             <w:tcMar/>
             <w:vAlign w:val="center"/>
+            <w:shd w:val="clear" w:color="auto" w:fill="C6EFCE"/>
           </w:tcPr>
           <w:p>
             <w:pPr>
@@ -4746,6 +4750,7 @@
             </w:tcBorders>
             <w:tcMar/>
             <w:vAlign w:val="center"/>
+            <w:shd w:val="clear" w:color="auto" w:fill="C6EFCE"/>
           </w:tcPr>
           <w:p>
             <w:pPr>
@@ -4817,6 +4822,7 @@
             </w:tcBorders>
             <w:tcMar/>
             <w:vAlign w:val="center"/>
+            <w:shd w:val="clear" w:color="auto" w:fill="C6EFCE"/>
           </w:tcPr>
           <w:p>
             <w:pPr>
@@ -4860,6 +4866,7 @@
             </w:tcBorders>
             <w:tcMar/>
             <w:vAlign w:val="center"/>
+            <w:shd w:val="clear" w:color="auto" w:fill="C6EFCE"/>
           </w:tcPr>
           <w:p>
             <w:pPr>
@@ -4931,6 +4938,7 @@
             </w:tcBorders>
             <w:tcMar/>
             <w:vAlign w:val="center"/>
+            <w:shd w:val="clear" w:color="auto" w:fill="C6EFCE"/>
           </w:tcPr>
           <w:p>
             <w:pPr>
@@ -4974,6 +4982,7 @@
             </w:tcBorders>
             <w:tcMar/>
             <w:vAlign w:val="center"/>
+            <w:shd w:val="clear" w:color="auto" w:fill="C6EFCE"/>
           </w:tcPr>
           <w:p>
             <w:pPr>
@@ -5017,6 +5026,7 @@
             </w:tcBorders>
             <w:tcMar/>
             <w:vAlign w:val="center"/>
+            <w:shd w:val="clear" w:color="auto" w:fill="C6EFCE"/>
           </w:tcPr>
           <w:p>
             <w:pPr>
@@ -6209,6 +6219,7 @@
           <w:tcPr>
             <w:tcW w:w="2268" w:type="dxa"/>
             <w:tcMar/>
+            <w:shd w:val="clear" w:color="auto" w:fill="C6EFCE"/>
           </w:tcPr>
           <w:p>
             <w:pPr>
@@ -6219,6 +6230,14 @@
                 <w:lang w:eastAsia="es-CL"/>
               </w:rPr>
             </w:pPr>
+            <w:r>
+              <w:rPr>
+                <w:rFonts w:asciiTheme="minorHAnsi" w:hAnsiTheme="minorHAnsi" w:eastAsiaTheme="minorEastAsia" w:cstheme="minorBidi"/>
+                <w:b/>
+                <w:color w:val="1E7B34"/>
+              </w:rPr>
+              <w:t xml:space="preserve">✔ </w:t>
+            </w:r>
             <w:r>
               <w:rPr>
                 <w:rFonts w:asciiTheme="minorHAnsi" w:hAnsiTheme="minorHAnsi" w:eastAsiaTheme="minorEastAsia" w:cstheme="minorBidi"/>
@@ -6482,6 +6501,7 @@
           <w:tcPr>
             <w:tcW w:w="2268" w:type="dxa"/>
             <w:tcMar/>
+            <w:shd w:val="clear" w:color="auto" w:fill="C6EFCE"/>
           </w:tcPr>
           <w:p>
             <w:pPr>
@@ -6492,6 +6512,14 @@
                 <w:lang w:eastAsia="es-CL"/>
               </w:rPr>
             </w:pPr>
+            <w:r>
+              <w:rPr>
+                <w:rFonts w:asciiTheme="minorHAnsi" w:hAnsiTheme="minorHAnsi" w:eastAsiaTheme="minorEastAsia" w:cstheme="minorBidi"/>
+                <w:b/>
+                <w:color w:val="1E7B34"/>
+              </w:rPr>
+              <w:t xml:space="preserve">✔ </w:t>
+            </w:r>
             <w:r>
               <w:rPr>
                 <w:rFonts w:asciiTheme="minorHAnsi" w:hAnsiTheme="minorHAnsi" w:eastAsiaTheme="minorEastAsia" w:cstheme="minorBidi"/>
@@ -6925,6 +6953,7 @@
           <w:tcPr>
             <w:tcW w:w="2268" w:type="dxa"/>
             <w:tcMar/>
+            <w:shd w:val="clear" w:color="auto" w:fill="C6EFCE"/>
           </w:tcPr>
           <w:p>
             <w:pPr>
@@ -6935,6 +6964,14 @@
                 <w:lang w:eastAsia="es-CL"/>
               </w:rPr>
             </w:pPr>
+            <w:r>
+              <w:rPr>
+                <w:rFonts w:asciiTheme="minorHAnsi" w:hAnsiTheme="minorHAnsi" w:eastAsiaTheme="minorEastAsia" w:cstheme="minorBidi"/>
+                <w:b/>
+                <w:color w:val="1E7B34"/>
+              </w:rPr>
+              <w:t xml:space="preserve">✔ </w:t>
+            </w:r>
             <w:r>
               <w:rPr>
                 <w:rFonts w:asciiTheme="minorHAnsi" w:hAnsiTheme="minorHAnsi" w:eastAsiaTheme="minorEastAsia" w:cstheme="minorBidi"/>
@@ -7195,6 +7232,7 @@
           <w:tcPr>
             <w:tcW w:w="2268" w:type="dxa"/>
             <w:tcMar/>
+            <w:shd w:val="clear" w:color="auto" w:fill="C6EFCE"/>
           </w:tcPr>
           <w:p>
             <w:pPr>
@@ -7205,6 +7243,14 @@
                 <w:lang w:eastAsia="es-CL"/>
               </w:rPr>
             </w:pPr>
+            <w:r>
+              <w:rPr>
+                <w:rFonts w:asciiTheme="minorHAnsi" w:hAnsiTheme="minorHAnsi" w:eastAsiaTheme="minorEastAsia" w:cstheme="minorBidi"/>
+                <w:b/>
+                <w:color w:val="1E7B34"/>
+              </w:rPr>
+              <w:t xml:space="preserve">✔ </w:t>
+            </w:r>
             <w:r>
               <w:rPr>
                 <w:rFonts w:asciiTheme="minorHAnsi" w:hAnsiTheme="minorHAnsi" w:eastAsiaTheme="minorEastAsia" w:cstheme="minorBidi"/>
@@ -7512,6 +7558,7 @@
           <w:tcPr>
             <w:tcW w:w="2268" w:type="dxa"/>
             <w:tcMar/>
+            <w:shd w:val="clear" w:color="auto" w:fill="C6EFCE"/>
           </w:tcPr>
           <w:p>
             <w:pPr>
@@ -7522,6 +7569,14 @@
                 <w:lang w:eastAsia="es-CL"/>
               </w:rPr>
             </w:pPr>
+            <w:r>
+              <w:rPr>
+                <w:rFonts w:asciiTheme="minorHAnsi" w:hAnsiTheme="minorHAnsi" w:eastAsiaTheme="minorEastAsia" w:cstheme="minorBidi"/>
+                <w:b/>
+                <w:color w:val="1E7B34"/>
+              </w:rPr>
+              <w:t xml:space="preserve">✔ </w:t>
+            </w:r>
             <w:r>
               <w:rPr>
                 <w:rFonts w:asciiTheme="minorHAnsi" w:hAnsiTheme="minorHAnsi" w:eastAsiaTheme="minorEastAsia" w:cstheme="minorBidi"/>
@@ -7705,6 +7760,7 @@
           <w:tcPr>
             <w:tcW w:w="2268" w:type="dxa"/>
             <w:tcMar/>
+            <w:shd w:val="clear" w:color="auto" w:fill="C6EFCE"/>
           </w:tcPr>
           <w:p>
             <w:pPr>
@@ -7715,6 +7771,14 @@
                 <w:lang w:eastAsia="es-CL"/>
               </w:rPr>
             </w:pPr>
+            <w:r>
+              <w:rPr>
+                <w:rFonts w:asciiTheme="minorHAnsi" w:hAnsiTheme="minorHAnsi" w:eastAsiaTheme="minorEastAsia" w:cstheme="minorBidi"/>
+                <w:b/>
+                <w:color w:val="1E7B34"/>
+              </w:rPr>
+              <w:t xml:space="preserve">✔ </w:t>
+            </w:r>
             <w:r>
               <w:rPr>
                 <w:rFonts w:asciiTheme="minorHAnsi" w:hAnsiTheme="minorHAnsi" w:eastAsiaTheme="minorEastAsia" w:cstheme="minorBidi"/>
@@ -7930,6 +7994,7 @@
           <w:tcPr>
             <w:tcW w:w="2268" w:type="dxa"/>
             <w:tcMar/>
+            <w:shd w:val="clear" w:color="auto" w:fill="C6EFCE"/>
           </w:tcPr>
           <w:p>
             <w:pPr>
@@ -7940,6 +8005,14 @@
                 <w:lang w:eastAsia="es-CL"/>
               </w:rPr>
             </w:pPr>
+            <w:r>
+              <w:rPr>
+                <w:rFonts w:asciiTheme="minorHAnsi" w:hAnsiTheme="minorHAnsi" w:eastAsiaTheme="minorEastAsia" w:cstheme="minorBidi"/>
+                <w:b/>
+                <w:color w:val="1E7B34"/>
+              </w:rPr>
+              <w:t xml:space="preserve">✔ </w:t>
+            </w:r>
             <w:r>
               <w:rPr>
                 <w:rFonts w:asciiTheme="minorHAnsi" w:hAnsiTheme="minorHAnsi" w:eastAsiaTheme="minorEastAsia" w:cstheme="minorBidi"/>
@@ -8193,6 +8266,7 @@
           <w:tcPr>
             <w:tcW w:w="2268" w:type="dxa"/>
             <w:tcMar/>
+            <w:shd w:val="clear" w:color="auto" w:fill="C6EFCE"/>
           </w:tcPr>
           <w:p>
             <w:pPr>
@@ -8203,6 +8277,14 @@
                 <w:lang w:eastAsia="es-CL"/>
               </w:rPr>
             </w:pPr>
+            <w:r>
+              <w:rPr>
+                <w:rFonts w:asciiTheme="minorHAnsi" w:hAnsiTheme="minorHAnsi" w:eastAsiaTheme="minorEastAsia" w:cstheme="minorBidi"/>
+                <w:b/>
+                <w:color w:val="1E7B34"/>
+              </w:rPr>
+              <w:t xml:space="preserve">✔ </w:t>
+            </w:r>
             <w:r>
               <w:rPr>
                 <w:rFonts w:asciiTheme="minorHAnsi" w:hAnsiTheme="minorHAnsi" w:eastAsiaTheme="minorEastAsia" w:cstheme="minorBidi"/>
@@ -8490,6 +8572,7 @@
           <w:tcPr>
             <w:tcW w:w="2268" w:type="dxa"/>
             <w:tcMar/>
+            <w:shd w:val="clear" w:color="auto" w:fill="C6EFCE"/>
           </w:tcPr>
           <w:p>
             <w:pPr>
@@ -8500,6 +8583,14 @@
                 <w:lang w:eastAsia="es-CL"/>
               </w:rPr>
             </w:pPr>
+            <w:r>
+              <w:rPr>
+                <w:rFonts w:asciiTheme="minorHAnsi" w:hAnsiTheme="minorHAnsi" w:eastAsiaTheme="minorEastAsia" w:cstheme="minorBidi"/>
+                <w:b/>
+                <w:color w:val="1E7B34"/>
+              </w:rPr>
+              <w:t xml:space="preserve">✔ </w:t>
+            </w:r>
             <w:r>
               <w:rPr>
                 <w:rFonts w:asciiTheme="minorHAnsi" w:hAnsiTheme="minorHAnsi" w:eastAsiaTheme="minorEastAsia" w:cstheme="minorBidi"/>
@@ -8675,6 +8766,7 @@
           <w:tcPr>
             <w:tcW w:w="2268" w:type="dxa"/>
             <w:tcMar/>
+            <w:shd w:val="clear" w:color="auto" w:fill="C6EFCE"/>
           </w:tcPr>
           <w:p>
             <w:pPr>
@@ -8685,6 +8777,14 @@
                 <w:lang w:eastAsia="es-CL"/>
               </w:rPr>
             </w:pPr>
+            <w:r>
+              <w:rPr>
+                <w:rFonts w:asciiTheme="minorHAnsi" w:hAnsiTheme="minorHAnsi" w:eastAsiaTheme="minorEastAsia" w:cstheme="minorBidi"/>
+                <w:b/>
+                <w:color w:val="1E7B34"/>
+              </w:rPr>
+              <w:t xml:space="preserve">✔ </w:t>
+            </w:r>
             <w:r>
               <w:rPr>
                 <w:rFonts w:asciiTheme="minorHAnsi" w:hAnsiTheme="minorHAnsi" w:eastAsiaTheme="minorEastAsia" w:cstheme="minorBidi"/>
@@ -8850,6 +8950,7 @@
           <w:tcPr>
             <w:tcW w:w="2268" w:type="dxa"/>
             <w:tcMar/>
+            <w:shd w:val="clear" w:color="auto" w:fill="C6EFCE"/>
           </w:tcPr>
           <w:p>
             <w:pPr>
@@ -8860,6 +8961,15 @@
                 <w:lang w:eastAsia="es-CL"/>
               </w:rPr>
             </w:pPr>
+            <w:r>
+              <w:rPr>
+                <w:rFonts w:asciiTheme="minorHAnsi" w:hAnsiTheme="minorHAnsi" w:eastAsiaTheme="minorEastAsia" w:cstheme="minorBidi"/>
+                <w:b/>
+                <w:color w:val="1E7B34"/>
+                <w:lang w:eastAsia="es-CL"/>
+              </w:rPr>
+              <w:t xml:space="preserve">✔ </w:t>
+            </w:r>
             <w:r>
               <w:rPr>
                 <w:rFonts w:asciiTheme="minorHAnsi" w:hAnsiTheme="minorHAnsi" w:eastAsiaTheme="minorEastAsia" w:cstheme="minorBidi"/>
@@ -9101,6 +9211,7 @@
           <w:tcPr>
             <w:tcW w:w="2268" w:type="dxa"/>
             <w:tcMar/>
+            <w:shd w:val="clear" w:color="auto" w:fill="C6EFCE"/>
           </w:tcPr>
           <w:p>
             <w:pPr>
@@ -9119,6 +9230,22 @@
                 <w:szCs w:val="20"/>
               </w:rPr>
             </w:pPr>
+            <w:r>
+              <w:rPr>
+                <w:rFonts w:ascii="Calibri" w:hAnsi="Calibri" w:eastAsia="Calibri" w:cs="Calibri"/>
+                <w:b/>
+                <w:bCs w:val="0"/>
+                <w:i w:val="0"/>
+                <w:iCs w:val="0"/>
+                <w:caps w:val="0"/>
+                <w:smallCaps w:val="0"/>
+                <w:color w:val="1E7B34"/>
+                <w:sz w:val="20"/>
+                <w:szCs w:val="20"/>
+                <w:lang w:val="es-ES"/>
+              </w:rPr>
+              <w:t xml:space="preserve">✔ </w:t>
+            </w:r>
             <w:r>
               <w:rPr>
                 <w:rFonts w:ascii="Calibri" w:hAnsi="Calibri" w:eastAsia="Calibri" w:cs="Calibri"/>
